--- a/orders/tests/output/qa-sample.docx
+++ b/orders/tests/output/qa-sample.docx
@@ -4,50 +4,31 @@
   <w:body>
     <w:p>
       <w:pPr>
-        <w:jc w:val="center"/>
-        <w:spacing w:after="240" w:line="360" w:lineRule="auto"/>
-      </w:pPr>
-      <w:r>
-        <w:rPr>
-          <w:b/>
-          <w:bCs/>
-        </w:rPr>
+        <w:pStyle w:val="OrderInstitution"/>
+      </w:pPr>
+      <w:r>
         <w:t xml:space="preserve">Тестовий заклад</w:t>
       </w:r>
     </w:p>
     <w:p>
       <w:pPr>
-        <w:jc w:val="center"/>
-        <w:spacing w:after="200" w:line="360" w:lineRule="auto"/>
-      </w:pPr>
-      <w:r>
-        <w:rPr>
-          <w:sz w:val="22"/>
-          <w:szCs w:val="22"/>
-        </w:rPr>
+        <w:pStyle w:val="OrderInstitutionCode"/>
+      </w:pPr>
+      <w:r>
         <w:t xml:space="preserve">Код ЄДРПОУ 12345678</w:t>
       </w:r>
     </w:p>
     <w:p>
       <w:pPr>
-        <w:jc w:val="center"/>
-        <w:spacing w:after="180" w:line="360" w:lineRule="auto"/>
-      </w:pPr>
-      <w:r>
-        <w:rPr>
-          <w:b/>
-          <w:bCs/>
-        </w:rPr>
+        <w:pStyle w:val="OrderWord"/>
+      </w:pPr>
+      <w:r>
         <w:t xml:space="preserve">НАКАЗ</w:t>
       </w:r>
     </w:p>
     <w:p>
       <w:pPr>
-        <w:tabs>
-          <w:tab w:val="center" w:pos="4500"/>
-          <w:tab w:val="right" w:pos="9500"/>
-        </w:tabs>
-        <w:spacing w:after="240"/>
+        <w:pStyle w:val="OrderMeta"/>
       </w:pPr>
       <w:r>
         <w:t>10.08.2026</w:t>
@@ -67,22 +48,15 @@
     </w:p>
     <w:p>
       <w:pPr>
-        <w:jc w:val="center"/>
-        <w:spacing w:after="300" w:line="360" w:lineRule="auto"/>
-      </w:pPr>
-      <w:r>
-        <w:rPr>
-          <w:b/>
-          <w:bCs/>
-        </w:rPr>
+        <w:pStyle w:val="OrderTitle"/>
+      </w:pPr>
+      <w:r>
         <w:t xml:space="preserve">Про технічну перевірку</w:t>
       </w:r>
     </w:p>
     <w:p>
       <w:pPr>
-        <w:jc w:val="both"/>
-        <w:ind w:firstLine="567"/>
-        <w:spacing w:after="180" w:line="360" w:lineRule="auto"/>
+        <w:pStyle w:val="OrderPreamble"/>
       </w:pPr>
       <w:r>
         <w:t xml:space="preserve">З метою технічної перевірки.</w:t>
@@ -90,42 +64,39 @@
     </w:p>
     <w:p>
       <w:pPr>
-        <w:spacing w:after="160" w:line="360" w:lineRule="auto"/>
-      </w:pPr>
-      <w:r>
-        <w:rPr>
-          <w:b/>
-          <w:bCs/>
-        </w:rPr>
+        <w:pStyle w:val="OrderCommand"/>
+      </w:pPr>
+      <w:r>
         <w:t xml:space="preserve">НАКАЗУЮ:</w:t>
       </w:r>
     </w:p>
     <w:p>
       <w:pPr>
-        <w:ind w:left="567" w:hanging="567"/>
-        <w:jc w:val="both"/>
-        <w:spacing w:after="140" w:line="360" w:lineRule="auto"/>
-      </w:pPr>
-      <w:r>
-        <w:t xml:space="preserve">1. Перевірити структуру DOCX.</w:t>
-      </w:r>
-    </w:p>
-    <w:p>
-      <w:pPr>
-        <w:ind w:left="567" w:hanging="567"/>
-        <w:jc w:val="both"/>
-        <w:spacing w:after="140" w:line="360" w:lineRule="auto"/>
-      </w:pPr>
-      <w:r>
-        <w:t xml:space="preserve">2. &lt;script&gt;alert(1)&lt;/script&gt; &amp; перевірка.</w:t>
-      </w:r>
-    </w:p>
-    <w:p>
-      <w:pPr>
-        <w:tabs>
-          <w:tab w:val="right" w:pos="9500"/>
-        </w:tabs>
-        <w:spacing w:before="480" w:after="0"/>
+        <w:pStyle w:val="OrderPoint"/>
+        <w:numPr>
+          <w:ilvl w:val="0"/>
+          <w:numId w:val="1"/>
+        </w:numPr>
+      </w:pPr>
+      <w:r>
+        <w:t xml:space="preserve">Перевірити структуру DOCX.</w:t>
+      </w:r>
+    </w:p>
+    <w:p>
+      <w:pPr>
+        <w:pStyle w:val="OrderPoint"/>
+        <w:numPr>
+          <w:ilvl w:val="0"/>
+          <w:numId w:val="1"/>
+        </w:numPr>
+      </w:pPr>
+      <w:r>
+        <w:t xml:space="preserve">&lt;script&gt;alert(1)&lt;/script&gt; &amp; перевірка.</w:t>
+      </w:r>
+    </w:p>
+    <w:p>
+      <w:pPr>
+        <w:pStyle w:val="OrderSignature"/>
       </w:pPr>
       <w:r>
         <w:t>Директор</w:t>
@@ -138,12 +109,57 @@
       </w:r>
     </w:p>
     <w:sectPr>
+      <w:headerReference w:type="default" r:id="rIdHeader"/>
       <w:pgSz w:w="11906" w:h="16838"/>
-      <w:pgMar w:top="1134" w:right="567" w:bottom="1134" w:left="1701" w:header="0" w:footer="0" w:gutter="0"/>
+      <w:pgMar w:top="1134" w:right="567" w:bottom="1134" w:left="1701" w:header="720" w:footer="0" w:gutter="0"/>
+      <w:pgNumType w:start="1"/>
       <w:cols w:space="708"/>
+      <w:titlePg/>
     </w:sectPr>
   </w:body>
 </w:document>
+</file>
+
+<file path=word/header1.xml><?xml version="1.0" encoding="utf-8"?>
+<w:hdr xmlns:w="http://schemas.openxmlformats.org/wordprocessingml/2006/main">
+  <w:p>
+    <w:pPr>
+      <w:jc w:val="center"/>
+    </w:pPr>
+    <w:fldSimple w:instr=" PAGE ">
+      <w:r>
+        <w:rPr>
+          <w:sz w:val="24"/>
+          <w:szCs w:val="24"/>
+        </w:rPr>
+        <w:t>2</w:t>
+      </w:r>
+    </w:fldSimple>
+  </w:p>
+</w:hdr>
+</file>
+
+<file path=word/numbering.xml><?xml version="1.0" encoding="utf-8"?>
+<w:numbering xmlns:w="http://schemas.openxmlformats.org/wordprocessingml/2006/main">
+  <w:abstractNum w:abstractNumId="0">
+    <w:multiLevelType w:val="singleLevel"/>
+    <w:lvl w:ilvl="0">
+      <w:start w:val="1"/>
+      <w:numFmt w:val="decimal"/>
+      <w:lvlText w:val="%1."/>
+      <w:lvlJc w:val="left"/>
+      <w:pPr>
+        <w:tabs>
+          <w:tab w:val="num" w:pos="567"/>
+        </w:tabs>
+        <w:ind w:left="567" w:hanging="567"/>
+      </w:pPr>
+    </w:lvl>
+  </w:abstractNum>
+  <w:num w:numId="1">
+    <w:abstractNumId w:val="0"/>
+  </w:num>
+</w:numbering>
 </file>
 
 <file path=word/styles.xml><?xml version="1.0" encoding="utf-8"?>
@@ -171,5 +187,179 @@
       <w:sz w:val="28"/>
     </w:rPr>
   </w:style>
+  <w:style w:type="paragraph" w:styleId="OrderInstitution">
+    <w:name w:val="Order Institution"/>
+    <w:basedOn w:val="Normal"/>
+    <w:qFormat/>
+    <w:pPr>
+      <w:jc w:val="center"/>
+      <w:spacing w:after="200"/>
+    </w:pPr>
+    <w:rPr>
+      <w:b/>
+      <w:bCs/>
+    </w:rPr>
+  </w:style>
+  <w:style w:type="paragraph" w:styleId="OrderInstitutionCode">
+    <w:name w:val="Order Institution Code"/>
+    <w:basedOn w:val="Normal"/>
+    <w:pPr>
+      <w:jc w:val="center"/>
+      <w:spacing w:after="200"/>
+    </w:pPr>
+    <w:rPr>
+      <w:sz w:val="22"/>
+      <w:szCs w:val="22"/>
+    </w:rPr>
+  </w:style>
+  <w:style w:type="paragraph" w:styleId="OrderLetterhead">
+    <w:name w:val="Order Letterhead"/>
+    <w:basedOn w:val="Normal"/>
+    <w:pPr>
+      <w:jc w:val="center"/>
+      <w:spacing w:after="180"/>
+    </w:pPr>
+  </w:style>
+  <w:style w:type="paragraph" w:styleId="OrderWord">
+    <w:name w:val="Order Word"/>
+    <w:basedOn w:val="Normal"/>
+    <w:qFormat/>
+    <w:pPr>
+      <w:jc w:val="center"/>
+      <w:spacing w:after="180"/>
+    </w:pPr>
+    <w:rPr>
+      <w:b/>
+      <w:bCs/>
+    </w:rPr>
+  </w:style>
+  <w:style w:type="paragraph" w:styleId="OrderTitle">
+    <w:name w:val="Order Title"/>
+    <w:basedOn w:val="Normal"/>
+    <w:qFormat/>
+    <w:pPr>
+      <w:jc w:val="center"/>
+      <w:spacing w:after="300"/>
+    </w:pPr>
+    <w:rPr>
+      <w:b/>
+      <w:bCs/>
+    </w:rPr>
+  </w:style>
+  <w:style w:type="paragraph" w:styleId="OrderBody">
+    <w:name w:val="Order Body"/>
+    <w:basedOn w:val="Normal"/>
+    <w:qFormat/>
+    <w:pPr>
+      <w:jc w:val="both"/>
+      <w:spacing w:after="180" w:line="360" w:lineRule="auto"/>
+    </w:pPr>
+  </w:style>
+  <w:style w:type="paragraph" w:styleId="OrderPreamble">
+    <w:name w:val="Order Preamble"/>
+    <w:basedOn w:val="OrderBody"/>
+    <w:pPr>
+      <w:ind w:firstLine="567"/>
+    </w:pPr>
+  </w:style>
+  <w:style w:type="paragraph" w:styleId="OrderCommand">
+    <w:name w:val="Order Command"/>
+    <w:basedOn w:val="Normal"/>
+    <w:qFormat/>
+    <w:pPr>
+      <w:spacing w:after="160"/>
+    </w:pPr>
+    <w:rPr>
+      <w:b/>
+      <w:bCs/>
+    </w:rPr>
+  </w:style>
+  <w:style w:type="paragraph" w:styleId="OrderPoint">
+    <w:name w:val="Order Point"/>
+    <w:basedOn w:val="Normal"/>
+    <w:qFormat/>
+    <w:pPr>
+      <w:jc w:val="both"/>
+      <w:spacing w:after="140" w:line="360" w:lineRule="auto"/>
+    </w:pPr>
+  </w:style>
+  <w:style w:type="paragraph" w:styleId="OrderMeta">
+    <w:name w:val="Order Meta"/>
+    <w:basedOn w:val="Normal"/>
+    <w:pPr>
+      <w:tabs>
+        <w:tab w:val="center" w:pos="4500"/>
+        <w:tab w:val="right" w:pos="9500"/>
+      </w:tabs>
+      <w:spacing w:after="240"/>
+    </w:pPr>
+  </w:style>
+  <w:style w:type="paragraph" w:styleId="OrderSignature">
+    <w:name w:val="Order Signature"/>
+    <w:basedOn w:val="Normal"/>
+    <w:pPr>
+      <w:tabs>
+        <w:tab w:val="right" w:pos="9500"/>
+      </w:tabs>
+      <w:spacing w:before="480" w:after="0"/>
+    </w:pPr>
+  </w:style>
+  <w:style w:type="paragraph" w:styleId="AppendixTitle">
+    <w:name w:val="Appendix Title"/>
+    <w:basedOn w:val="Normal"/>
+    <w:qFormat/>
+    <w:pPr>
+      <w:jc w:val="center"/>
+      <w:spacing w:after="240"/>
+    </w:pPr>
+    <w:rPr>
+      <w:b/>
+      <w:bCs/>
+    </w:rPr>
+  </w:style>
+  <w:style w:type="paragraph" w:styleId="AppendixReference">
+    <w:name w:val="Appendix Reference"/>
+    <w:basedOn w:val="Normal"/>
+    <w:pPr>
+      <w:jc w:val="right"/>
+      <w:spacing w:after="0"/>
+    </w:pPr>
+    <w:rPr>
+      <w:sz w:val="24"/>
+      <w:szCs w:val="24"/>
+    </w:rPr>
+  </w:style>
+  <w:style w:type="paragraph" w:styleId="AppendixReferenceLast">
+    <w:name w:val="Appendix Reference Last"/>
+    <w:basedOn w:val="AppendixReference"/>
+    <w:pPr>
+      <w:spacing w:after="240"/>
+    </w:pPr>
+  </w:style>
+  <w:style w:type="paragraph" w:styleId="TableHeader">
+    <w:name w:val="Table Header"/>
+    <w:basedOn w:val="Normal"/>
+    <w:pPr>
+      <w:jc w:val="center"/>
+      <w:spacing w:after="0"/>
+    </w:pPr>
+    <w:rPr>
+      <w:b/>
+      <w:bCs/>
+      <w:sz w:val="24"/>
+      <w:szCs w:val="24"/>
+    </w:rPr>
+  </w:style>
+  <w:style w:type="paragraph" w:styleId="TableBody">
+    <w:name w:val="Table Body"/>
+    <w:basedOn w:val="Normal"/>
+    <w:pPr>
+      <w:spacing w:after="0"/>
+    </w:pPr>
+    <w:rPr>
+      <w:sz w:val="24"/>
+      <w:szCs w:val="24"/>
+    </w:rPr>
+  </w:style>
 </w:styles>
 </file>
--- a/orders/tests/output/qa-sample.docx
+++ b/orders/tests/output/qa-sample.docx
@@ -192,8 +192,8 @@
     <w:basedOn w:val="Normal"/>
     <w:qFormat/>
     <w:pPr>
-      <w:jc w:val="center"/>
       <w:spacing w:after="200"/>
+      <w:jc w:val="center"/>
     </w:pPr>
     <w:rPr>
       <w:b/>
@@ -204,8 +204,8 @@
     <w:name w:val="Order Institution Code"/>
     <w:basedOn w:val="Normal"/>
     <w:pPr>
-      <w:jc w:val="center"/>
       <w:spacing w:after="200"/>
+      <w:jc w:val="center"/>
     </w:pPr>
     <w:rPr>
       <w:sz w:val="22"/>
@@ -216,8 +216,8 @@
     <w:name w:val="Order Letterhead"/>
     <w:basedOn w:val="Normal"/>
     <w:pPr>
-      <w:jc w:val="center"/>
       <w:spacing w:after="180"/>
+      <w:jc w:val="center"/>
     </w:pPr>
   </w:style>
   <w:style w:type="paragraph" w:styleId="OrderWord">
@@ -225,8 +225,8 @@
     <w:basedOn w:val="Normal"/>
     <w:qFormat/>
     <w:pPr>
-      <w:jc w:val="center"/>
       <w:spacing w:after="180"/>
+      <w:jc w:val="center"/>
     </w:pPr>
     <w:rPr>
       <w:b/>
@@ -238,8 +238,8 @@
     <w:basedOn w:val="Normal"/>
     <w:qFormat/>
     <w:pPr>
-      <w:jc w:val="center"/>
       <w:spacing w:after="300"/>
+      <w:jc w:val="center"/>
     </w:pPr>
     <w:rPr>
       <w:b/>
@@ -251,8 +251,8 @@
     <w:basedOn w:val="Normal"/>
     <w:qFormat/>
     <w:pPr>
+      <w:spacing w:after="180" w:line="360" w:lineRule="auto"/>
       <w:jc w:val="both"/>
-      <w:spacing w:after="180" w:line="360" w:lineRule="auto"/>
     </w:pPr>
   </w:style>
   <w:style w:type="paragraph" w:styleId="OrderPreamble">
@@ -279,8 +279,8 @@
     <w:basedOn w:val="Normal"/>
     <w:qFormat/>
     <w:pPr>
+      <w:spacing w:after="140" w:line="360" w:lineRule="auto"/>
       <w:jc w:val="both"/>
-      <w:spacing w:after="140" w:line="360" w:lineRule="auto"/>
     </w:pPr>
   </w:style>
   <w:style w:type="paragraph" w:styleId="OrderMeta">
@@ -288,8 +288,8 @@
     <w:basedOn w:val="Normal"/>
     <w:pPr>
       <w:tabs>
-        <w:tab w:val="center" w:pos="4500"/>
-        <w:tab w:val="right" w:pos="9500"/>
+        <w:tab w:val="center" w:pos="4819"/>
+        <w:tab w:val="right" w:pos="9638"/>
       </w:tabs>
       <w:spacing w:after="240"/>
     </w:pPr>
@@ -309,8 +309,8 @@
     <w:basedOn w:val="Normal"/>
     <w:qFormat/>
     <w:pPr>
-      <w:jc w:val="center"/>
       <w:spacing w:after="240"/>
+      <w:jc w:val="center"/>
     </w:pPr>
     <w:rPr>
       <w:b/>
@@ -321,8 +321,8 @@
     <w:name w:val="Appendix Reference"/>
     <w:basedOn w:val="Normal"/>
     <w:pPr>
+      <w:spacing w:after="0"/>
       <w:jc w:val="right"/>
-      <w:spacing w:after="0"/>
     </w:pPr>
     <w:rPr>
       <w:sz w:val="24"/>
@@ -340,8 +340,8 @@
     <w:name w:val="Table Header"/>
     <w:basedOn w:val="Normal"/>
     <w:pPr>
-      <w:jc w:val="center"/>
       <w:spacing w:after="0"/>
+      <w:jc w:val="center"/>
     </w:pPr>
     <w:rPr>
       <w:b/>

--- a/orders/tests/output/qa-sample.docx
+++ b/orders/tests/output/qa-sample.docx
@@ -299,7 +299,7 @@
     <w:basedOn w:val="Normal"/>
     <w:pPr>
       <w:tabs>
-        <w:tab w:val="right" w:pos="9500"/>
+        <w:tab w:val="right" w:pos="9638"/>
       </w:tabs>
       <w:spacing w:before="480" w:after="0"/>
     </w:pPr>

--- a/orders/tests/output/qa-sample.docx
+++ b/orders/tests/output/qa-sample.docx
@@ -142,7 +142,7 @@
 <file path=word/numbering.xml><?xml version="1.0" encoding="utf-8"?>
 <w:numbering xmlns:w="http://schemas.openxmlformats.org/wordprocessingml/2006/main">
   <w:abstractNum w:abstractNumId="0">
-    <w:multiLevelType w:val="singleLevel"/>
+    <w:multiLevelType w:val="multilevel"/>
     <w:lvl w:ilvl="0">
       <w:start w:val="1"/>
       <w:numFmt w:val="decimal"/>
@@ -153,6 +153,30 @@
           <w:tab w:val="num" w:pos="567"/>
         </w:tabs>
         <w:ind w:left="567" w:hanging="567"/>
+      </w:pPr>
+    </w:lvl>
+    <w:lvl w:ilvl="1">
+      <w:start w:val="1"/>
+      <w:numFmt w:val="decimal"/>
+      <w:lvlText w:val="%1.%2."/>
+      <w:lvlJc w:val="left"/>
+      <w:pPr>
+        <w:tabs>
+          <w:tab w:val="num" w:pos="1134"/>
+        </w:tabs>
+        <w:ind w:left="1134" w:hanging="567"/>
+      </w:pPr>
+    </w:lvl>
+    <w:lvl w:ilvl="2">
+      <w:start w:val="1"/>
+      <w:numFmt w:val="decimal"/>
+      <w:lvlText w:val="%1.%2.%3."/>
+      <w:lvlJc w:val="left"/>
+      <w:pPr>
+        <w:tabs>
+          <w:tab w:val="num" w:pos="1701"/>
+        </w:tabs>
+        <w:ind w:left="1701" w:hanging="567"/>
       </w:pPr>
     </w:lvl>
   </w:abstractNum>
@@ -239,7 +263,8 @@
     <w:qFormat/>
     <w:pPr>
       <w:spacing w:after="300"/>
-      <w:jc w:val="center"/>
+      <w:ind w:right="1417"/>
+      <w:jc w:val="left"/>
     </w:pPr>
     <w:rPr>
       <w:b/>
@@ -281,6 +306,14 @@
     <w:pPr>
       <w:spacing w:after="140" w:line="360" w:lineRule="auto"/>
       <w:jc w:val="both"/>
+    </w:pPr>
+  </w:style>
+  <w:style w:type="paragraph" w:styleId="OrderDeadline">
+    <w:name w:val="Order Deadline"/>
+    <w:basedOn w:val="Normal"/>
+    <w:pPr>
+      <w:spacing w:after="140"/>
+      <w:jc w:val="right"/>
     </w:pPr>
   </w:style>
   <w:style w:type="paragraph" w:styleId="OrderMeta">
